--- a/docs/Futsi_Documentacion_Negocio.docx
+++ b/docs/Futsi_Documentacion_Negocio.docx
@@ -3,14 +3,27 @@
 <w:document xmlns:wpc="http://schemas.microsoft.com/office/word/2010/wordprocessingCanvas" xmlns:mo="http://schemas.microsoft.com/office/mac/office/2008/main" xmlns:mc="http://schemas.openxmlformats.org/markup-compatibility/2006" xmlns:mv="urn:schemas-microsoft-com:mac:vml" xmlns:o="urn:schemas-microsoft-com:office:office" xmlns:r="http://schemas.openxmlformats.org/officeDocument/2006/relationships" xmlns:m="http://schemas.openxmlformats.org/officeDocument/2006/math" xmlns:v="urn:schemas-microsoft-com:vml" xmlns:wp14="http://schemas.microsoft.com/office/word/2010/wordprocessingDrawing" xmlns:wp="http://schemas.openxmlformats.org/drawingml/2006/wordprocessingDrawing" xmlns:w10="urn:schemas-microsoft-com:office:word" xmlns:w="http://schemas.openxmlformats.org/wordprocessingml/2006/main" xmlns:w14="http://schemas.microsoft.com/office/word/2010/wordml" xmlns:wpg="http://schemas.microsoft.com/office/word/2010/wordprocessingGroup" xmlns:wpi="http://schemas.microsoft.com/office/word/2010/wordprocessingInk" xmlns:wne="http://schemas.microsoft.com/office/word/2006/wordml" xmlns:wps="http://schemas.microsoft.com/office/word/2010/wordprocessingShape" mc:Ignorable="w14 wp14">
   <w:body>
     <w:p>
+      <w:pPr>
+        <w:jc w:val="left"/>
+      </w:pPr>
       <w:r>
         <w:rPr>
           <w:rFonts w:ascii="Arial" w:hAnsi="Arial"/>
           <w:b/>
           <w:color w:val="0F172A"/>
-          <w:sz w:val="44"/>
+          <w:sz w:val="42"/>
         </w:rPr>
-        <w:t>Documentacion de negocio</w:t>
+        <w:t>Documentacion de Negocio - Sprint 2</w:t>
+      </w:r>
+    </w:p>
+    <w:p>
+      <w:r>
+        <w:rPr>
+          <w:rFonts w:ascii="Arial" w:hAnsi="Arial"/>
+          <w:color w:val="52525B"/>
+          <w:sz w:val="16"/>
+        </w:rPr>
+        <w:t>Futsi Mini ERP | Actualizado 2026-05-28</w:t>
       </w:r>
     </w:p>
     <w:p>
@@ -18,12 +31,12 @@
         <w:pStyle w:val="Heading1"/>
       </w:pPr>
       <w:r>
-        <w:t>Resumen</w:t>
+        <w:t>1. Diagnostico operacional</w:t>
       </w:r>
     </w:p>
     <w:p>
       <w:r>
-        <w:t>El sistema controla asistencia, cobranza, descuentos, gastos y reportes por sede para reducir fugas y falta de trazabilidad.</w:t>
+        <w:t>La necesidad central no es tener mas pantallas, sino una fuente confiable de verdad para ingresos, asistencia, descuentos, gastos y cierres por sede. El negocio opera con academias infantiles y torneos adultos, con 400 equipos aproximados y 1000 alumnos, por lo que la trazabilidad por rol y sede es prioritaria.</w:t>
       </w:r>
     </w:p>
     <w:p>
@@ -31,7 +44,7 @@
         <w:pStyle w:val="Heading1"/>
       </w:pPr>
       <w:r>
-        <w:t>Procesos</w:t>
+        <w:t>2. Flujos de negocio cubiertos</w:t>
       </w:r>
     </w:p>
     <w:p>
@@ -39,7 +52,7 @@
         <w:pStyle w:val="ListBullet"/>
       </w:pPr>
       <w:r>
-        <w:t>Academia infantil.</w:t>
+        <w:t>Academia: prueba de 2 clases ampliable a 4 semanas, mensualidad por mes completo, uniforme, mora despues de 10 dias, descuentos homogeneos como 15% hermanos y referido.</w:t>
       </w:r>
     </w:p>
     <w:p>
@@ -47,7 +60,7 @@
         <w:pStyle w:val="ListBullet"/>
       </w:pPr>
       <w:r>
-        <w:t>Torneos adultos.</w:t>
+        <w:t>Torneos: pago semanal o por torneo completo, jornada como semana de juegos, doble jornada, 12 jornadas mas liguilla, decision de jugar con adeudo por coordinador/cajero con topes futuros.</w:t>
       </w:r>
     </w:p>
     <w:p>
@@ -55,7 +68,7 @@
         <w:pStyle w:val="ListBullet"/>
       </w:pPr>
       <w:r>
-        <w:t>Cobranza.</w:t>
+        <w:t>Caja: cajero procesa pagos sin ver direccion; efectivo requiere aceptacion del cliente, transferencia queda en proceso hasta webhook simulado, tarjeta usa terminal/link simulado.</w:t>
       </w:r>
     </w:p>
     <w:p>
@@ -63,7 +76,7 @@
         <w:pStyle w:val="ListBullet"/>
       </w:pPr>
       <w:r>
-        <w:t>Gastos.</w:t>
+        <w:t>Contabilidad: gastos se solicitan y aprueban; direccion paga; contador revisa estado de resultados, ninos/equipos pagados/no pagados, Excel y facturas simuladas.</w:t>
       </w:r>
     </w:p>
     <w:p>
@@ -71,7 +84,7 @@
         <w:pStyle w:val="ListBullet"/>
       </w:pPr>
       <w:r>
-        <w:t>Cierres.</w:t>
+        <w:t>Coach: pase de lista manual/facial, horas trabajadas, formacion de equipo y alertas medicas/adeudos.</w:t>
       </w:r>
     </w:p>
     <w:p>
@@ -79,7 +92,15 @@
         <w:pStyle w:val="ListBullet"/>
       </w:pPr>
       <w:r>
-        <w:t>Reportes.</w:t>
+        <w:t>Historico: admin/contador cargan Excel cerrado, revisan preview, corrigen placeholders, firman y dejan trazabilidad de la carga.</w:t>
+      </w:r>
+    </w:p>
+    <w:p>
+      <w:pPr>
+        <w:pStyle w:val="ListBullet"/>
+      </w:pPr>
+      <w:r>
+        <w:t>Tema oscuro: disponible para web y Android como mejora de usabilidad en jornadas de tarde/noche.</w:t>
       </w:r>
     </w:p>
     <w:p>
@@ -87,7 +108,297 @@
         <w:pStyle w:val="Heading1"/>
       </w:pPr>
       <w:r>
-        <w:t>Reglas pendientes</w:t>
+        <w:t>3. Controles contra fugas</w:t>
+      </w:r>
+    </w:p>
+    <w:tbl>
+      <w:tblPr>
+        <w:tblStyle w:val="TableGrid"/>
+        <w:tblW w:type="auto" w:w="0"/>
+        <w:tblLook w:firstColumn="1" w:firstRow="1" w:lastColumn="0" w:lastRow="0" w:noHBand="0" w:noVBand="1" w:val="04A0"/>
+      </w:tblPr>
+      <w:tblGrid>
+        <w:gridCol w:w="3264"/>
+        <w:gridCol w:w="3264"/>
+        <w:gridCol w:w="3264"/>
+      </w:tblGrid>
+      <w:tr>
+        <w:tc>
+          <w:tcPr>
+            <w:tcW w:type="dxa" w:w="3264"/>
+          </w:tcPr>
+          <w:p>
+            <w:r>
+              <w:rPr>
+                <w:rFonts w:ascii="Arial" w:hAnsi="Arial"/>
+                <w:sz w:val="16"/>
+              </w:rPr>
+              <w:t>Riesgo</w:t>
+            </w:r>
+          </w:p>
+        </w:tc>
+        <w:tc>
+          <w:tcPr>
+            <w:tcW w:type="dxa" w:w="3264"/>
+          </w:tcPr>
+          <w:p>
+            <w:r>
+              <w:rPr>
+                <w:rFonts w:ascii="Arial" w:hAnsi="Arial"/>
+                <w:sz w:val="16"/>
+              </w:rPr>
+              <w:t>Control implementado</w:t>
+            </w:r>
+          </w:p>
+        </w:tc>
+        <w:tc>
+          <w:tcPr>
+            <w:tcW w:type="dxa" w:w="3264"/>
+          </w:tcPr>
+          <w:p>
+            <w:r>
+              <w:rPr>
+                <w:rFonts w:ascii="Arial" w:hAnsi="Arial"/>
+                <w:sz w:val="16"/>
+              </w:rPr>
+              <w:t>Pendiente productivo</w:t>
+            </w:r>
+          </w:p>
+        </w:tc>
+      </w:tr>
+      <w:tr>
+        <w:tc>
+          <w:tcPr>
+            <w:tcW w:type="dxa" w:w="3264"/>
+          </w:tcPr>
+          <w:p>
+            <w:r>
+              <w:rPr>
+                <w:rFonts w:ascii="Arial" w:hAnsi="Arial"/>
+                <w:sz w:val="16"/>
+              </w:rPr>
+              <w:t>Alumno/equipo atendido sin pago</w:t>
+            </w:r>
+          </w:p>
+        </w:tc>
+        <w:tc>
+          <w:tcPr>
+            <w:tcW w:type="dxa" w:w="3264"/>
+          </w:tcPr>
+          <w:p>
+            <w:r>
+              <w:rPr>
+                <w:rFonts w:ascii="Arial" w:hAnsi="Arial"/>
+                <w:sz w:val="16"/>
+              </w:rPr>
+              <w:t>Asistencia contra cargo/adeudo y alerta al pasar lista.</w:t>
+            </w:r>
+          </w:p>
+        </w:tc>
+        <w:tc>
+          <w:tcPr>
+            <w:tcW w:type="dxa" w:w="3264"/>
+          </w:tcPr>
+          <w:p>
+            <w:r>
+              <w:rPr>
+                <w:rFonts w:ascii="Arial" w:hAnsi="Arial"/>
+                <w:sz w:val="16"/>
+              </w:rPr>
+              <w:t>Reglas definitivas de bloqueo por avisos.</w:t>
+            </w:r>
+          </w:p>
+        </w:tc>
+      </w:tr>
+      <w:tr>
+        <w:tc>
+          <w:tcPr>
+            <w:tcW w:type="dxa" w:w="3264"/>
+          </w:tcPr>
+          <w:p>
+            <w:r>
+              <w:rPr>
+                <w:rFonts w:ascii="Arial" w:hAnsi="Arial"/>
+                <w:sz w:val="16"/>
+              </w:rPr>
+              <w:t>Efectivo no reportado</w:t>
+            </w:r>
+          </w:p>
+        </w:tc>
+        <w:tc>
+          <w:tcPr>
+            <w:tcW w:type="dxa" w:w="3264"/>
+          </w:tcPr>
+          <w:p>
+            <w:r>
+              <w:rPr>
+                <w:rFonts w:ascii="Arial" w:hAnsi="Arial"/>
+                <w:sz w:val="16"/>
+              </w:rPr>
+              <w:t>Pago queda pendiente de aceptacion por tutor/cliente.</w:t>
+            </w:r>
+          </w:p>
+        </w:tc>
+        <w:tc>
+          <w:tcPr>
+            <w:tcW w:type="dxa" w:w="3264"/>
+          </w:tcPr>
+          <w:p>
+            <w:r>
+              <w:rPr>
+                <w:rFonts w:ascii="Arial" w:hAnsi="Arial"/>
+                <w:sz w:val="16"/>
+              </w:rPr>
+              <w:t>Corte de caja y conciliacion fisica.</w:t>
+            </w:r>
+          </w:p>
+        </w:tc>
+      </w:tr>
+      <w:tr>
+        <w:tc>
+          <w:tcPr>
+            <w:tcW w:type="dxa" w:w="3264"/>
+          </w:tcPr>
+          <w:p>
+            <w:r>
+              <w:rPr>
+                <w:rFonts w:ascii="Arial" w:hAnsi="Arial"/>
+                <w:sz w:val="16"/>
+              </w:rPr>
+              <w:t>Transferencia no conciliada</w:t>
+            </w:r>
+          </w:p>
+        </w:tc>
+        <w:tc>
+          <w:tcPr>
+            <w:tcW w:type="dxa" w:w="3264"/>
+          </w:tcPr>
+          <w:p>
+            <w:r>
+              <w:rPr>
+                <w:rFonts w:ascii="Arial" w:hAnsi="Arial"/>
+                <w:sz w:val="16"/>
+              </w:rPr>
+              <w:t>CLABE simulada y webhook simulado.</w:t>
+            </w:r>
+          </w:p>
+        </w:tc>
+        <w:tc>
+          <w:tcPr>
+            <w:tcW w:type="dxa" w:w="3264"/>
+          </w:tcPr>
+          <w:p>
+            <w:r>
+              <w:rPr>
+                <w:rFonts w:ascii="Arial" w:hAnsi="Arial"/>
+                <w:sz w:val="16"/>
+              </w:rPr>
+              <w:t>Proveedor SPEI real y webhooks.</w:t>
+            </w:r>
+          </w:p>
+        </w:tc>
+      </w:tr>
+      <w:tr>
+        <w:tc>
+          <w:tcPr>
+            <w:tcW w:type="dxa" w:w="3264"/>
+          </w:tcPr>
+          <w:p>
+            <w:r>
+              <w:rPr>
+                <w:rFonts w:ascii="Arial" w:hAnsi="Arial"/>
+                <w:sz w:val="16"/>
+              </w:rPr>
+              <w:t>Gastos inflados o duplicados</w:t>
+            </w:r>
+          </w:p>
+        </w:tc>
+        <w:tc>
+          <w:tcPr>
+            <w:tcW w:type="dxa" w:w="3264"/>
+          </w:tcPr>
+          <w:p>
+            <w:r>
+              <w:rPr>
+                <w:rFonts w:ascii="Arial" w:hAnsi="Arial"/>
+                <w:sz w:val="16"/>
+              </w:rPr>
+              <w:t>Estados pendiente/aprobado/rechazado y Excel contable.</w:t>
+            </w:r>
+          </w:p>
+        </w:tc>
+        <w:tc>
+          <w:tcPr>
+            <w:tcW w:type="dxa" w:w="3264"/>
+          </w:tcPr>
+          <w:p>
+            <w:r>
+              <w:rPr>
+                <w:rFonts w:ascii="Arial" w:hAnsi="Arial"/>
+                <w:sz w:val="16"/>
+              </w:rPr>
+              <w:t>Deteccion automatica de duplicados.</w:t>
+            </w:r>
+          </w:p>
+        </w:tc>
+      </w:tr>
+      <w:tr>
+        <w:tc>
+          <w:tcPr>
+            <w:tcW w:type="dxa" w:w="3264"/>
+          </w:tcPr>
+          <w:p>
+            <w:r>
+              <w:rPr>
+                <w:rFonts w:ascii="Arial" w:hAnsi="Arial"/>
+                <w:sz w:val="16"/>
+              </w:rPr>
+              <w:t>Facturas no trazables</w:t>
+            </w:r>
+          </w:p>
+        </w:tc>
+        <w:tc>
+          <w:tcPr>
+            <w:tcW w:type="dxa" w:w="3264"/>
+          </w:tcPr>
+          <w:p>
+            <w:r>
+              <w:rPr>
+                <w:rFonts w:ascii="Arial" w:hAnsi="Arial"/>
+                <w:sz w:val="16"/>
+              </w:rPr>
+              <w:t>Invoice simulado con UUID, PDF y XML.</w:t>
+            </w:r>
+          </w:p>
+        </w:tc>
+        <w:tc>
+          <w:tcPr>
+            <w:tcW w:type="dxa" w:w="3264"/>
+          </w:tcPr>
+          <w:p>
+            <w:r>
+              <w:rPr>
+                <w:rFonts w:ascii="Arial" w:hAnsi="Arial"/>
+                <w:sz w:val="16"/>
+              </w:rPr>
+              <w:t>PAC real/CFDI si el negocio decide integrarlo.</w:t>
+            </w:r>
+          </w:p>
+        </w:tc>
+      </w:tr>
+    </w:tbl>
+    <w:p/>
+    <w:p>
+      <w:pPr>
+        <w:pStyle w:val="Heading1"/>
+      </w:pPr>
+      <w:r>
+        <w:t>4. Propuesta Android sin costo</w:t>
+      </w:r>
+    </w:p>
+    <w:p>
+      <w:r>
+        <w:t>La alternativa recomendada para pruebas es PWA instalable desde Chrome Android. No requiere Play Store, permite icono en pantalla de inicio y mantiene una sola base React. En un Sprint posterior se podria empaquetar con Capacitor para acceder con mas control a camara, almacenamiento y notificaciones.</w:t>
       </w:r>
     </w:p>
     <w:p>
@@ -95,7 +406,7 @@
         <w:pStyle w:val="ListBullet"/>
       </w:pPr>
       <w:r>
-        <w:t>Mora.</w:t>
+        <w:t>Archivos implementados: manifest.webmanifest, icon.svg, sw.js y registro condicional en produccion.</w:t>
       </w:r>
     </w:p>
     <w:p>
@@ -103,7 +414,7 @@
         <w:pStyle w:val="ListBullet"/>
       </w:pPr>
       <w:r>
-        <w:t>Topes para jugar.</w:t>
+        <w:t>Uso esperado: coordinador/coach/cajero abre la URL Pages o local, inicia sesion y elige Instalar app desde Chrome.</w:t>
       </w:r>
     </w:p>
     <w:p>
@@ -111,7 +422,592 @@
         <w:pStyle w:val="ListBullet"/>
       </w:pPr>
       <w:r>
-        <w:t>Reembolsos.</w:t>
+        <w:t>Limite: notificaciones push reales, camara avanzada y modo offline robusto quedan para fase posterior.</w:t>
+      </w:r>
+    </w:p>
+    <w:p>
+      <w:pPr>
+        <w:pStyle w:val="Heading1"/>
+      </w:pPr>
+      <w:r>
+        <w:t>5. Recomendaciones para piloto</w:t>
+      </w:r>
+    </w:p>
+    <w:p>
+      <w:pPr>
+        <w:pStyle w:val="ListNumber"/>
+      </w:pPr>
+      <w:r>
+        <w:t>Elegir una sede piloto y cargar datos reales controlados de 20 alumnos, 3 grupos, 3 equipos y 10 gastos.</w:t>
+      </w:r>
+    </w:p>
+    <w:p>
+      <w:pPr>
+        <w:pStyle w:val="ListNumber"/>
+      </w:pPr>
+      <w:r>
+        <w:t>Validar con contador que el Excel cubre columnas necesarias para estado de resultados.</w:t>
+      </w:r>
+    </w:p>
+    <w:p>
+      <w:pPr>
+        <w:pStyle w:val="ListNumber"/>
+      </w:pPr>
+      <w:r>
+        <w:t>Definir reglas finales de mora, avisos y bloqueo para academia y torneos.</w:t>
+      </w:r>
+    </w:p>
+    <w:p>
+      <w:pPr>
+        <w:pStyle w:val="ListNumber"/>
+      </w:pPr>
+      <w:r>
+        <w:t>Probar PWA en dos celulares Android y una tablet en cancha.</w:t>
+      </w:r>
+    </w:p>
+    <w:p>
+      <w:pPr>
+        <w:pStyle w:val="ListNumber"/>
+      </w:pPr>
+      <w:r>
+        <w:t>Reintentar deploy productivo despues de migraciones limpias en Supabase y prueba de humo en Render.</w:t>
+      </w:r>
+    </w:p>
+    <w:p>
+      <w:pPr>
+        <w:pStyle w:val="Heading1"/>
+      </w:pPr>
+      <w:r>
+        <w:t>6. KPIs sugeridos</w:t>
+      </w:r>
+    </w:p>
+    <w:tbl>
+      <w:tblPr>
+        <w:tblStyle w:val="TableGrid"/>
+        <w:tblW w:type="auto" w:w="0"/>
+        <w:tblLook w:firstColumn="1" w:firstRow="1" w:lastColumn="0" w:lastRow="0" w:noHBand="0" w:noVBand="1" w:val="04A0"/>
+      </w:tblPr>
+      <w:tblGrid>
+        <w:gridCol w:w="3264"/>
+        <w:gridCol w:w="3264"/>
+        <w:gridCol w:w="3264"/>
+      </w:tblGrid>
+      <w:tr>
+        <w:tc>
+          <w:tcPr>
+            <w:tcW w:type="dxa" w:w="3264"/>
+          </w:tcPr>
+          <w:p>
+            <w:r>
+              <w:rPr>
+                <w:rFonts w:ascii="Arial" w:hAnsi="Arial"/>
+                <w:sz w:val="16"/>
+              </w:rPr>
+              <w:t>KPI</w:t>
+            </w:r>
+          </w:p>
+        </w:tc>
+        <w:tc>
+          <w:tcPr>
+            <w:tcW w:type="dxa" w:w="3264"/>
+          </w:tcPr>
+          <w:p>
+            <w:r>
+              <w:rPr>
+                <w:rFonts w:ascii="Arial" w:hAnsi="Arial"/>
+                <w:sz w:val="16"/>
+              </w:rPr>
+              <w:t>Pregunta que responde</w:t>
+            </w:r>
+          </w:p>
+        </w:tc>
+        <w:tc>
+          <w:tcPr>
+            <w:tcW w:type="dxa" w:w="3264"/>
+          </w:tcPr>
+          <w:p>
+            <w:r>
+              <w:rPr>
+                <w:rFonts w:ascii="Arial" w:hAnsi="Arial"/>
+                <w:sz w:val="16"/>
+              </w:rPr>
+              <w:t>Fuente</w:t>
+            </w:r>
+          </w:p>
+        </w:tc>
+      </w:tr>
+      <w:tr>
+        <w:tc>
+          <w:tcPr>
+            <w:tcW w:type="dxa" w:w="3264"/>
+          </w:tcPr>
+          <w:p>
+            <w:r>
+              <w:rPr>
+                <w:rFonts w:ascii="Arial" w:hAnsi="Arial"/>
+                <w:sz w:val="16"/>
+              </w:rPr>
+              <w:t>Ingreso por sede</w:t>
+            </w:r>
+          </w:p>
+        </w:tc>
+        <w:tc>
+          <w:tcPr>
+            <w:tcW w:type="dxa" w:w="3264"/>
+          </w:tcPr>
+          <w:p>
+            <w:r>
+              <w:rPr>
+                <w:rFonts w:ascii="Arial" w:hAnsi="Arial"/>
+                <w:sz w:val="16"/>
+              </w:rPr>
+              <w:t>Cuanto se cobro realmente por sede.</w:t>
+            </w:r>
+          </w:p>
+        </w:tc>
+        <w:tc>
+          <w:tcPr>
+            <w:tcW w:type="dxa" w:w="3264"/>
+          </w:tcPr>
+          <w:p>
+            <w:r>
+              <w:rPr>
+                <w:rFonts w:ascii="Arial" w:hAnsi="Arial"/>
+                <w:sz w:val="16"/>
+              </w:rPr>
+              <w:t>payments confirmados.</w:t>
+            </w:r>
+          </w:p>
+        </w:tc>
+      </w:tr>
+      <w:tr>
+        <w:tc>
+          <w:tcPr>
+            <w:tcW w:type="dxa" w:w="3264"/>
+          </w:tcPr>
+          <w:p>
+            <w:r>
+              <w:rPr>
+                <w:rFonts w:ascii="Arial" w:hAnsi="Arial"/>
+                <w:sz w:val="16"/>
+              </w:rPr>
+              <w:t>Utilidad operativa</w:t>
+            </w:r>
+          </w:p>
+        </w:tc>
+        <w:tc>
+          <w:tcPr>
+            <w:tcW w:type="dxa" w:w="3264"/>
+          </w:tcPr>
+          <w:p>
+            <w:r>
+              <w:rPr>
+                <w:rFonts w:ascii="Arial" w:hAnsi="Arial"/>
+                <w:sz w:val="16"/>
+              </w:rPr>
+              <w:t>Ingreso menos gasto aprobado.</w:t>
+            </w:r>
+          </w:p>
+        </w:tc>
+        <w:tc>
+          <w:tcPr>
+            <w:tcW w:type="dxa" w:w="3264"/>
+          </w:tcPr>
+          <w:p>
+            <w:r>
+              <w:rPr>
+                <w:rFonts w:ascii="Arial" w:hAnsi="Arial"/>
+                <w:sz w:val="16"/>
+              </w:rPr>
+              <w:t>payments - expenses approved.</w:t>
+            </w:r>
+          </w:p>
+        </w:tc>
+      </w:tr>
+      <w:tr>
+        <w:tc>
+          <w:tcPr>
+            <w:tcW w:type="dxa" w:w="3264"/>
+          </w:tcPr>
+          <w:p>
+            <w:r>
+              <w:rPr>
+                <w:rFonts w:ascii="Arial" w:hAnsi="Arial"/>
+                <w:sz w:val="16"/>
+              </w:rPr>
+              <w:t>Adeudo abierto</w:t>
+            </w:r>
+          </w:p>
+        </w:tc>
+        <w:tc>
+          <w:tcPr>
+            <w:tcW w:type="dxa" w:w="3264"/>
+          </w:tcPr>
+          <w:p>
+            <w:r>
+              <w:rPr>
+                <w:rFonts w:ascii="Arial" w:hAnsi="Arial"/>
+                <w:sz w:val="16"/>
+              </w:rPr>
+              <w:t>Cuanto falta cobrar.</w:t>
+            </w:r>
+          </w:p>
+        </w:tc>
+        <w:tc>
+          <w:tcPr>
+            <w:tcW w:type="dxa" w:w="3264"/>
+          </w:tcPr>
+          <w:p>
+            <w:r>
+              <w:rPr>
+                <w:rFonts w:ascii="Arial" w:hAnsi="Arial"/>
+                <w:sz w:val="16"/>
+              </w:rPr>
+              <w:t>charges pending/partial.</w:t>
+            </w:r>
+          </w:p>
+        </w:tc>
+      </w:tr>
+      <w:tr>
+        <w:tc>
+          <w:tcPr>
+            <w:tcW w:type="dxa" w:w="3264"/>
+          </w:tcPr>
+          <w:p>
+            <w:r>
+              <w:rPr>
+                <w:rFonts w:ascii="Arial" w:hAnsi="Arial"/>
+                <w:sz w:val="16"/>
+              </w:rPr>
+              <w:t>Asistencia con adeudo</w:t>
+            </w:r>
+          </w:p>
+        </w:tc>
+        <w:tc>
+          <w:tcPr>
+            <w:tcW w:type="dxa" w:w="3264"/>
+          </w:tcPr>
+          <w:p>
+            <w:r>
+              <w:rPr>
+                <w:rFonts w:ascii="Arial" w:hAnsi="Arial"/>
+                <w:sz w:val="16"/>
+              </w:rPr>
+              <w:t>Quien entreno/jugo sin estar pagado.</w:t>
+            </w:r>
+          </w:p>
+        </w:tc>
+        <w:tc>
+          <w:tcPr>
+            <w:tcW w:type="dxa" w:w="3264"/>
+          </w:tcPr>
+          <w:p>
+            <w:r>
+              <w:rPr>
+                <w:rFonts w:ascii="Arial" w:hAnsi="Arial"/>
+                <w:sz w:val="16"/>
+              </w:rPr>
+              <w:t>attendance_records + charges.</w:t>
+            </w:r>
+          </w:p>
+        </w:tc>
+      </w:tr>
+      <w:tr>
+        <w:tc>
+          <w:tcPr>
+            <w:tcW w:type="dxa" w:w="3264"/>
+          </w:tcPr>
+          <w:p>
+            <w:r>
+              <w:rPr>
+                <w:rFonts w:ascii="Arial" w:hAnsi="Arial"/>
+                <w:sz w:val="16"/>
+              </w:rPr>
+              <w:t>Descuentos por usuario</w:t>
+            </w:r>
+          </w:p>
+        </w:tc>
+        <w:tc>
+          <w:tcPr>
+            <w:tcW w:type="dxa" w:w="3264"/>
+          </w:tcPr>
+          <w:p>
+            <w:r>
+              <w:rPr>
+                <w:rFonts w:ascii="Arial" w:hAnsi="Arial"/>
+                <w:sz w:val="16"/>
+              </w:rPr>
+              <w:t>Quien aplica o solicita ajustes.</w:t>
+            </w:r>
+          </w:p>
+        </w:tc>
+        <w:tc>
+          <w:tcPr>
+            <w:tcW w:type="dxa" w:w="3264"/>
+          </w:tcPr>
+          <w:p>
+            <w:r>
+              <w:rPr>
+                <w:rFonts w:ascii="Arial" w:hAnsi="Arial"/>
+                <w:sz w:val="16"/>
+              </w:rPr>
+              <w:t>discounts + audit.</w:t>
+            </w:r>
+          </w:p>
+        </w:tc>
+      </w:tr>
+      <w:tr>
+        <w:tc>
+          <w:tcPr>
+            <w:tcW w:type="dxa" w:w="3264"/>
+          </w:tcPr>
+          <w:p>
+            <w:r>
+              <w:rPr>
+                <w:rFonts w:ascii="Arial" w:hAnsi="Arial"/>
+                <w:sz w:val="16"/>
+              </w:rPr>
+              <w:t>Gastos pendientes</w:t>
+            </w:r>
+          </w:p>
+        </w:tc>
+        <w:tc>
+          <w:tcPr>
+            <w:tcW w:type="dxa" w:w="3264"/>
+          </w:tcPr>
+          <w:p>
+            <w:r>
+              <w:rPr>
+                <w:rFonts w:ascii="Arial" w:hAnsi="Arial"/>
+                <w:sz w:val="16"/>
+              </w:rPr>
+              <w:t>Que gasto todavia no debe afectar resultado.</w:t>
+            </w:r>
+          </w:p>
+        </w:tc>
+        <w:tc>
+          <w:tcPr>
+            <w:tcW w:type="dxa" w:w="3264"/>
+          </w:tcPr>
+          <w:p>
+            <w:r>
+              <w:rPr>
+                <w:rFonts w:ascii="Arial" w:hAnsi="Arial"/>
+                <w:sz w:val="16"/>
+              </w:rPr>
+              <w:t>expenses pending.</w:t>
+            </w:r>
+          </w:p>
+        </w:tc>
+      </w:tr>
+      <w:tr>
+        <w:tc>
+          <w:tcPr>
+            <w:tcW w:type="dxa" w:w="3264"/>
+          </w:tcPr>
+          <w:p>
+            <w:r>
+              <w:rPr>
+                <w:rFonts w:ascii="Arial" w:hAnsi="Arial"/>
+                <w:sz w:val="16"/>
+              </w:rPr>
+              <w:t>Duracion de torneo</w:t>
+            </w:r>
+          </w:p>
+        </w:tc>
+        <w:tc>
+          <w:tcPr>
+            <w:tcW w:type="dxa" w:w="3264"/>
+          </w:tcPr>
+          <w:p>
+            <w:r>
+              <w:rPr>
+                <w:rFonts w:ascii="Arial" w:hAnsi="Arial"/>
+                <w:sz w:val="16"/>
+              </w:rPr>
+              <w:t>Si el torneo se alarga y pierde rentabilidad.</w:t>
+            </w:r>
+          </w:p>
+        </w:tc>
+        <w:tc>
+          <w:tcPr>
+            <w:tcW w:type="dxa" w:w="3264"/>
+          </w:tcPr>
+          <w:p>
+            <w:r>
+              <w:rPr>
+                <w:rFonts w:ascii="Arial" w:hAnsi="Arial"/>
+                <w:sz w:val="16"/>
+              </w:rPr>
+              <w:t>rounds/jornadas.</w:t>
+            </w:r>
+          </w:p>
+        </w:tc>
+      </w:tr>
+      <w:tr>
+        <w:tc>
+          <w:tcPr>
+            <w:tcW w:type="dxa" w:w="3264"/>
+          </w:tcPr>
+          <w:p>
+            <w:r>
+              <w:rPr>
+                <w:rFonts w:ascii="Arial" w:hAnsi="Arial"/>
+                <w:sz w:val="16"/>
+              </w:rPr>
+              <w:t>Ratio coach/alumno</w:t>
+            </w:r>
+          </w:p>
+        </w:tc>
+        <w:tc>
+          <w:tcPr>
+            <w:tcW w:type="dxa" w:w="3264"/>
+          </w:tcPr>
+          <w:p>
+            <w:r>
+              <w:rPr>
+                <w:rFonts w:ascii="Arial" w:hAnsi="Arial"/>
+                <w:sz w:val="16"/>
+              </w:rPr>
+              <w:t>Si la nomina deportiva esta proporcionada.</w:t>
+            </w:r>
+          </w:p>
+        </w:tc>
+        <w:tc>
+          <w:tcPr>
+            <w:tcW w:type="dxa" w:w="3264"/>
+          </w:tcPr>
+          <w:p>
+            <w:r>
+              <w:rPr>
+                <w:rFonts w:ascii="Arial" w:hAnsi="Arial"/>
+                <w:sz w:val="16"/>
+              </w:rPr>
+              <w:t>students + coach logs.</w:t>
+            </w:r>
+          </w:p>
+        </w:tc>
+      </w:tr>
+    </w:tbl>
+    <w:p/>
+    <w:p>
+      <w:pPr>
+        <w:pStyle w:val="Heading1"/>
+      </w:pPr>
+      <w:r>
+        <w:t>7. Flujo de cobranza objetivo</w:t>
+      </w:r>
+    </w:p>
+    <w:p>
+      <w:pPr>
+        <w:pStyle w:val="ListNumber"/>
+      </w:pPr>
+      <w:r>
+        <w:t>Sistema genera o muestra cargo programado por mensualidad/semanalidad/torneo/uniforme.</w:t>
+      </w:r>
+    </w:p>
+    <w:p>
+      <w:pPr>
+        <w:pStyle w:val="ListNumber"/>
+      </w:pPr>
+      <w:r>
+        <w:t>Cajero selecciona cliente y metodo de pago.</w:t>
+      </w:r>
+    </w:p>
+    <w:p>
+      <w:pPr>
+        <w:pStyle w:val="ListNumber"/>
+      </w:pPr>
+      <w:r>
+        <w:t>Transferencia: pago queda en proceso y se simula webhook cuando cae en CLABE del cliente.</w:t>
+      </w:r>
+    </w:p>
+    <w:p>
+      <w:pPr>
+        <w:pStyle w:val="ListNumber"/>
+      </w:pPr>
+      <w:r>
+        <w:t>Tarjeta: se simula terminal o link, y al completar queda registrado automaticamente.</w:t>
+      </w:r>
+    </w:p>
+    <w:p>
+      <w:pPr>
+        <w:pStyle w:val="ListNumber"/>
+      </w:pPr>
+      <w:r>
+        <w:t>Efectivo: cajero registra monto y el padre/representante confirma recepcion desde su portal.</w:t>
+      </w:r>
+    </w:p>
+    <w:p>
+      <w:pPr>
+        <w:pStyle w:val="ListNumber"/>
+      </w:pPr>
+      <w:r>
+        <w:t>Sistema recalcula saldo y actualiza cargo pendiente/parcial/pagado.</w:t>
+      </w:r>
+    </w:p>
+    <w:p>
+      <w:pPr>
+        <w:pStyle w:val="ListNumber"/>
+      </w:pPr>
+      <w:r>
+        <w:t>Contador revisa Excel, facturas y dashboard.</w:t>
+      </w:r>
+    </w:p>
+    <w:p>
+      <w:pPr>
+        <w:pStyle w:val="Heading1"/>
+      </w:pPr>
+      <w:r>
+        <w:t>8. Flujo de asistencia objetivo</w:t>
+      </w:r>
+    </w:p>
+    <w:p>
+      <w:pPr>
+        <w:pStyle w:val="ListNumber"/>
+      </w:pPr>
+      <w:r>
+        <w:t>Coach o coordinador crea sesion por sede, grupo, fecha y hora.</w:t>
+      </w:r>
+    </w:p>
+    <w:p>
+      <w:pPr>
+        <w:pStyle w:val="ListNumber"/>
+      </w:pPr>
+      <w:r>
+        <w:t>Sistema lista alumnos del grupo con estado, adeudo, notas medicas y representante.</w:t>
+      </w:r>
+    </w:p>
+    <w:p>
+      <w:pPr>
+        <w:pStyle w:val="ListNumber"/>
+      </w:pPr>
+      <w:r>
+        <w:t>Se marca asistencia manual o por camara local.</w:t>
+      </w:r>
+    </w:p>
+    <w:p>
+      <w:pPr>
+        <w:pStyle w:val="ListNumber"/>
+      </w:pPr>
+      <w:r>
+        <w:t>Si existe adeudo o alerta medica, se muestra en pantalla.</w:t>
+      </w:r>
+    </w:p>
+    <w:p>
+      <w:pPr>
+        <w:pStyle w:val="ListNumber"/>
+      </w:pPr>
+      <w:r>
+        <w:t>Al cerrar sesion, queda trazabilidad y no se edita libremente sin autorizacion futura.</w:t>
+      </w:r>
+    </w:p>
+    <w:p>
+      <w:pPr>
+        <w:pStyle w:val="Heading1"/>
+      </w:pPr>
+      <w:r>
+        <w:t>9. Datos minimos para piloto real</w:t>
       </w:r>
     </w:p>
     <w:p>
@@ -119,7 +1015,7 @@
         <w:pStyle w:val="ListBullet"/>
       </w:pPr>
       <w:r>
-        <w:t>Pausas.</w:t>
+        <w:t>Catalogo de sedes, coordenadas, precios y costos por sede.</w:t>
       </w:r>
     </w:p>
     <w:p>
@@ -127,7 +1023,7 @@
         <w:pStyle w:val="ListBullet"/>
       </w:pPr>
       <w:r>
-        <w:t>Descuentos.</w:t>
+        <w:t>Lista de alumnos con representante, grupo, telefono, correo, foto y estado.</w:t>
       </w:r>
     </w:p>
     <w:p>
@@ -135,7 +1031,31 @@
         <w:pStyle w:val="ListBullet"/>
       </w:pPr>
       <w:r>
-        <w:t>Inventario uniformes.</w:t>
+        <w:t>Lista de equipos, representantes, torneo, tipo de cobro y jornada actual.</w:t>
+      </w:r>
+    </w:p>
+    <w:p>
+      <w:pPr>
+        <w:pStyle w:val="ListBullet"/>
+      </w:pPr>
+      <w:r>
+        <w:t>Reglas de mora, descuentos, avisos y bloqueo.</w:t>
+      </w:r>
+    </w:p>
+    <w:p>
+      <w:pPr>
+        <w:pStyle w:val="ListBullet"/>
+      </w:pPr>
+      <w:r>
+        <w:t>Usuarios reales por rol: admin, contador, coordinador, cajero, coach y familias.</w:t>
+      </w:r>
+    </w:p>
+    <w:p>
+      <w:pPr>
+        <w:pStyle w:val="ListBullet"/>
+      </w:pPr>
+      <w:r>
+        <w:t>Ejemplo de reporte contable esperado y comprobantes/gastos reales.</w:t>
       </w:r>
     </w:p>
     <w:p>
@@ -143,7 +1063,12 @@
         <w:pStyle w:val="Heading1"/>
       </w:pPr>
       <w:r>
-        <w:t>Sprint 2</w:t>
+        <w:t>10. Valor de negocio del historico</w:t>
+      </w:r>
+    </w:p>
+    <w:p>
+      <w:r>
+        <w:t>Importar historico permite que el sistema responda preguntas que no se pueden resolver si solo se captura informacion nueva: que sede tuvo mas diferencia contra ventas esperadas, que conceptos de gasto crecieron sin explicacion, que responsable capturo mas ajustes, donde hubo mas efectivo no conciliado y que torneos o periodos fueron menos rentables.</w:t>
       </w:r>
     </w:p>
     <w:p>
@@ -151,7 +1076,7 @@
         <w:pStyle w:val="ListBullet"/>
       </w:pPr>
       <w:r>
-        <w:t>Piloto.</w:t>
+        <w:t>Comparar ventas esperadas contra ingresos realmente reportados.</w:t>
       </w:r>
     </w:p>
     <w:p>
@@ -159,7 +1084,7 @@
         <w:pStyle w:val="ListBullet"/>
       </w:pPr>
       <w:r>
-        <w:t>Migracion.</w:t>
+        <w:t>Detectar gastos duplicados por sede, concepto, proveedor o fecha.</w:t>
       </w:r>
     </w:p>
     <w:p>
@@ -167,7 +1092,7 @@
         <w:pStyle w:val="ListBullet"/>
       </w:pPr>
       <w:r>
-        <w:t>Pagos reales.</w:t>
+        <w:t>Medir utilidad historica por sede y mes antes de usar el nuevo sistema.</w:t>
       </w:r>
     </w:p>
     <w:p>
@@ -175,7 +1100,7 @@
         <w:pStyle w:val="ListBullet"/>
       </w:pPr>
       <w:r>
-        <w:t>Auditoria.</w:t>
+        <w:t>Identificar sedes con desviaciones recurrentes entre ingresos, egresos y asistencia/operacion.</w:t>
       </w:r>
     </w:p>
     <w:p>
@@ -183,20 +1108,1204 @@
         <w:pStyle w:val="ListBullet"/>
       </w:pPr>
       <w:r>
-        <w:t>Cierre diario.</w:t>
+        <w:t>Dar al contador una base consolidada para dejar de reconstruir reportes largos manualmente.</w:t>
+      </w:r>
+    </w:p>
+    <w:tbl>
+      <w:tblPr>
+        <w:tblStyle w:val="TableGrid"/>
+        <w:tblW w:type="auto" w:w="0"/>
+        <w:tblLook w:firstColumn="1" w:firstRow="1" w:lastColumn="0" w:lastRow="0" w:noHBand="0" w:noVBand="1" w:val="04A0"/>
+      </w:tblPr>
+      <w:tblGrid>
+        <w:gridCol w:w="3264"/>
+        <w:gridCol w:w="3264"/>
+        <w:gridCol w:w="3264"/>
+      </w:tblGrid>
+      <w:tr>
+        <w:tc>
+          <w:tcPr>
+            <w:tcW w:type="dxa" w:w="3264"/>
+          </w:tcPr>
+          <w:p>
+            <w:r>
+              <w:rPr>
+                <w:rFonts w:ascii="Arial" w:hAnsi="Arial"/>
+                <w:sz w:val="16"/>
+              </w:rPr>
+              <w:t>Hoja detectada</w:t>
+            </w:r>
+          </w:p>
+        </w:tc>
+        <w:tc>
+          <w:tcPr>
+            <w:tcW w:type="dxa" w:w="3264"/>
+          </w:tcPr>
+          <w:p>
+            <w:r>
+              <w:rPr>
+                <w:rFonts w:ascii="Arial" w:hAnsi="Arial"/>
+                <w:sz w:val="16"/>
+              </w:rPr>
+              <w:t>Contenido aparente</w:t>
+            </w:r>
+          </w:p>
+        </w:tc>
+        <w:tc>
+          <w:tcPr>
+            <w:tcW w:type="dxa" w:w="3264"/>
+          </w:tcPr>
+          <w:p>
+            <w:r>
+              <w:rPr>
+                <w:rFonts w:ascii="Arial" w:hAnsi="Arial"/>
+                <w:sz w:val="16"/>
+              </w:rPr>
+              <w:t>Uso para Sprint 3</w:t>
+            </w:r>
+          </w:p>
+        </w:tc>
+      </w:tr>
+      <w:tr>
+        <w:tc>
+          <w:tcPr>
+            <w:tcW w:type="dxa" w:w="3264"/>
+          </w:tcPr>
+          <w:p>
+            <w:r>
+              <w:rPr>
+                <w:rFonts w:ascii="Arial" w:hAnsi="Arial"/>
+                <w:sz w:val="16"/>
+              </w:rPr>
+              <w:t>Estimacion Ventas</w:t>
+            </w:r>
+          </w:p>
+        </w:tc>
+        <w:tc>
+          <w:tcPr>
+            <w:tcW w:type="dxa" w:w="3264"/>
+          </w:tcPr>
+          <w:p>
+            <w:r>
+              <w:rPr>
+                <w:rFonts w:ascii="Arial" w:hAnsi="Arial"/>
+                <w:sz w:val="16"/>
+              </w:rPr>
+              <w:t>Ventas esperadas por sede y mes.</w:t>
+            </w:r>
+          </w:p>
+        </w:tc>
+        <w:tc>
+          <w:tcPr>
+            <w:tcW w:type="dxa" w:w="3264"/>
+          </w:tcPr>
+          <w:p>
+            <w:r>
+              <w:rPr>
+                <w:rFonts w:ascii="Arial" w:hAnsi="Arial"/>
+                <w:sz w:val="16"/>
+              </w:rPr>
+              <w:t>Comparar venta esperada contra cobros reales/importados para detectar brechas.</w:t>
+            </w:r>
+          </w:p>
+        </w:tc>
+      </w:tr>
+      <w:tr>
+        <w:tc>
+          <w:tcPr>
+            <w:tcW w:type="dxa" w:w="3264"/>
+          </w:tcPr>
+          <w:p>
+            <w:r>
+              <w:rPr>
+                <w:rFonts w:ascii="Arial" w:hAnsi="Arial"/>
+                <w:sz w:val="16"/>
+              </w:rPr>
+              <w:t>ARCHIVO DE OPERACION</w:t>
+            </w:r>
+          </w:p>
+        </w:tc>
+        <w:tc>
+          <w:tcPr>
+            <w:tcW w:type="dxa" w:w="3264"/>
+          </w:tcPr>
+          <w:p>
+            <w:r>
+              <w:rPr>
+                <w:rFonts w:ascii="Arial" w:hAnsi="Arial"/>
+                <w:sz w:val="16"/>
+              </w:rPr>
+              <w:t>Detalle operativo con dia, folio, clave, categoria, equipo, responsable, importe y nomina.</w:t>
+            </w:r>
+          </w:p>
+        </w:tc>
+        <w:tc>
+          <w:tcPr>
+            <w:tcW w:type="dxa" w:w="3264"/>
+          </w:tcPr>
+          <w:p>
+            <w:r>
+              <w:rPr>
+                <w:rFonts w:ascii="Arial" w:hAnsi="Arial"/>
+                <w:sz w:val="16"/>
+              </w:rPr>
+              <w:t>Fuente primaria para transacciones historicas, pagos, conceptos, responsables y posibles fugas.</w:t>
+            </w:r>
+          </w:p>
+        </w:tc>
+      </w:tr>
+      <w:tr>
+        <w:tc>
+          <w:tcPr>
+            <w:tcW w:type="dxa" w:w="3264"/>
+          </w:tcPr>
+          <w:p>
+            <w:r>
+              <w:rPr>
+                <w:rFonts w:ascii="Arial" w:hAnsi="Arial"/>
+                <w:sz w:val="16"/>
+              </w:rPr>
+              <w:t>ARCHIVO FILIAL</w:t>
+            </w:r>
+          </w:p>
+        </w:tc>
+        <w:tc>
+          <w:tcPr>
+            <w:tcW w:type="dxa" w:w="3264"/>
+          </w:tcPr>
+          <w:p>
+            <w:r>
+              <w:rPr>
+                <w:rFonts w:ascii="Arial" w:hAnsi="Arial"/>
+                <w:sz w:val="16"/>
+              </w:rPr>
+              <w:t>Informacion amplia de filial/operacion con muchas columnas.</w:t>
+            </w:r>
+          </w:p>
+        </w:tc>
+        <w:tc>
+          <w:tcPr>
+            <w:tcW w:type="dxa" w:w="3264"/>
+          </w:tcPr>
+          <w:p>
+            <w:r>
+              <w:rPr>
+                <w:rFonts w:ascii="Arial" w:hAnsi="Arial"/>
+                <w:sz w:val="16"/>
+              </w:rPr>
+              <w:t>Mapeo especial; requiere diccionario de columnas antes de importar.</w:t>
+            </w:r>
+          </w:p>
+        </w:tc>
+      </w:tr>
+      <w:tr>
+        <w:tc>
+          <w:tcPr>
+            <w:tcW w:type="dxa" w:w="3264"/>
+          </w:tcPr>
+          <w:p>
+            <w:r>
+              <w:rPr>
+                <w:rFonts w:ascii="Arial" w:hAnsi="Arial"/>
+                <w:sz w:val="16"/>
+              </w:rPr>
+              <w:t>ESTADO DE RDOS.</w:t>
+            </w:r>
+          </w:p>
+        </w:tc>
+        <w:tc>
+          <w:tcPr>
+            <w:tcW w:type="dxa" w:w="3264"/>
+          </w:tcPr>
+          <w:p>
+            <w:r>
+              <w:rPr>
+                <w:rFonts w:ascii="Arial" w:hAnsi="Arial"/>
+                <w:sz w:val="16"/>
+              </w:rPr>
+              <w:t>Estado de resultados mensual.</w:t>
+            </w:r>
+          </w:p>
+        </w:tc>
+        <w:tc>
+          <w:tcPr>
+            <w:tcW w:type="dxa" w:w="3264"/>
+          </w:tcPr>
+          <w:p>
+            <w:r>
+              <w:rPr>
+                <w:rFonts w:ascii="Arial" w:hAnsi="Arial"/>
+                <w:sz w:val="16"/>
+              </w:rPr>
+              <w:t>Base para reconciliar ingresos, egresos y utilidad historica por mes.</w:t>
+            </w:r>
+          </w:p>
+        </w:tc>
+      </w:tr>
+      <w:tr>
+        <w:tc>
+          <w:tcPr>
+            <w:tcW w:type="dxa" w:w="3264"/>
+          </w:tcPr>
+          <w:p>
+            <w:r>
+              <w:rPr>
+                <w:rFonts w:ascii="Arial" w:hAnsi="Arial"/>
+                <w:sz w:val="16"/>
+              </w:rPr>
+              <w:t>INGRESOS SEDES</w:t>
+            </w:r>
+          </w:p>
+        </w:tc>
+        <w:tc>
+          <w:tcPr>
+            <w:tcW w:type="dxa" w:w="3264"/>
+          </w:tcPr>
+          <w:p>
+            <w:r>
+              <w:rPr>
+                <w:rFonts w:ascii="Arial" w:hAnsi="Arial"/>
+                <w:sz w:val="16"/>
+              </w:rPr>
+              <w:t>Ingresos por clave/concepto/sede.</w:t>
+            </w:r>
+          </w:p>
+        </w:tc>
+        <w:tc>
+          <w:tcPr>
+            <w:tcW w:type="dxa" w:w="3264"/>
+          </w:tcPr>
+          <w:p>
+            <w:r>
+              <w:rPr>
+                <w:rFonts w:ascii="Arial" w:hAnsi="Arial"/>
+                <w:sz w:val="16"/>
+              </w:rPr>
+              <w:t>Normalizar historico de ingresos por sede, concepto y periodo.</w:t>
+            </w:r>
+          </w:p>
+        </w:tc>
+      </w:tr>
+      <w:tr>
+        <w:tc>
+          <w:tcPr>
+            <w:tcW w:type="dxa" w:w="3264"/>
+          </w:tcPr>
+          <w:p>
+            <w:r>
+              <w:rPr>
+                <w:rFonts w:ascii="Arial" w:hAnsi="Arial"/>
+                <w:sz w:val="16"/>
+              </w:rPr>
+              <w:t>GASTOS SEDES</w:t>
+            </w:r>
+          </w:p>
+        </w:tc>
+        <w:tc>
+          <w:tcPr>
+            <w:tcW w:type="dxa" w:w="3264"/>
+          </w:tcPr>
+          <w:p>
+            <w:r>
+              <w:rPr>
+                <w:rFonts w:ascii="Arial" w:hAnsi="Arial"/>
+                <w:sz w:val="16"/>
+              </w:rPr>
+              <w:t>Egresos por clave/concepto/sede.</w:t>
+            </w:r>
+          </w:p>
+        </w:tc>
+        <w:tc>
+          <w:tcPr>
+            <w:tcW w:type="dxa" w:w="3264"/>
+          </w:tcPr>
+          <w:p>
+            <w:r>
+              <w:rPr>
+                <w:rFonts w:ascii="Arial" w:hAnsi="Arial"/>
+                <w:sz w:val="16"/>
+              </w:rPr>
+              <w:t>Normalizar gastos historicos y detectar duplicados, inflados o fuera de sede.</w:t>
+            </w:r>
+          </w:p>
+        </w:tc>
+      </w:tr>
+      <w:tr>
+        <w:tc>
+          <w:tcPr>
+            <w:tcW w:type="dxa" w:w="3264"/>
+          </w:tcPr>
+          <w:p>
+            <w:r>
+              <w:rPr>
+                <w:rFonts w:ascii="Arial" w:hAnsi="Arial"/>
+                <w:sz w:val="16"/>
+              </w:rPr>
+              <w:t>Hoja6</w:t>
+            </w:r>
+          </w:p>
+        </w:tc>
+        <w:tc>
+          <w:tcPr>
+            <w:tcW w:type="dxa" w:w="3264"/>
+          </w:tcPr>
+          <w:p>
+            <w:r>
+              <w:rPr>
+                <w:rFonts w:ascii="Arial" w:hAnsi="Arial"/>
+                <w:sz w:val="16"/>
+              </w:rPr>
+              <w:t>Resumen global por mes.</w:t>
+            </w:r>
+          </w:p>
+        </w:tc>
+        <w:tc>
+          <w:tcPr>
+            <w:tcW w:type="dxa" w:w="3264"/>
+          </w:tcPr>
+          <w:p>
+            <w:r>
+              <w:rPr>
+                <w:rFonts w:ascii="Arial" w:hAnsi="Arial"/>
+                <w:sz w:val="16"/>
+              </w:rPr>
+              <w:t>Validacion cruzada contra ingresos/gastos normalizados.</w:t>
+            </w:r>
+          </w:p>
+        </w:tc>
+      </w:tr>
+    </w:tbl>
+    <w:p/>
+    <w:p>
+      <w:pPr>
+        <w:pStyle w:val="Heading1"/>
+      </w:pPr>
+      <w:r>
+        <w:t>11. Android y experiencia movil Sprint 2</w:t>
+      </w:r>
+    </w:p>
+    <w:tbl>
+      <w:tblPr>
+        <w:tblStyle w:val="TableGrid"/>
+        <w:tblW w:type="auto" w:w="0"/>
+        <w:tblLook w:firstColumn="1" w:firstRow="1" w:lastColumn="0" w:lastRow="0" w:noHBand="0" w:noVBand="1" w:val="04A0"/>
+      </w:tblPr>
+      <w:tblGrid>
+        <w:gridCol w:w="3264"/>
+        <w:gridCol w:w="3264"/>
+        <w:gridCol w:w="3264"/>
+      </w:tblGrid>
+      <w:tr>
+        <w:tc>
+          <w:tcPr>
+            <w:tcW w:type="dxa" w:w="3264"/>
+          </w:tcPr>
+          <w:p>
+            <w:r>
+              <w:rPr>
+                <w:rFonts w:ascii="Arial" w:hAnsi="Arial"/>
+                <w:sz w:val="16"/>
+              </w:rPr>
+              <w:t>Elemento</w:t>
+            </w:r>
+          </w:p>
+        </w:tc>
+        <w:tc>
+          <w:tcPr>
+            <w:tcW w:type="dxa" w:w="3264"/>
+          </w:tcPr>
+          <w:p>
+            <w:r>
+              <w:rPr>
+                <w:rFonts w:ascii="Arial" w:hAnsi="Arial"/>
+                <w:sz w:val="16"/>
+              </w:rPr>
+              <w:t>Estado</w:t>
+            </w:r>
+          </w:p>
+        </w:tc>
+        <w:tc>
+          <w:tcPr>
+            <w:tcW w:type="dxa" w:w="3264"/>
+          </w:tcPr>
+          <w:p>
+            <w:r>
+              <w:rPr>
+                <w:rFonts w:ascii="Arial" w:hAnsi="Arial"/>
+                <w:sz w:val="16"/>
+              </w:rPr>
+              <w:t>Notas</w:t>
+            </w:r>
+          </w:p>
+        </w:tc>
+      </w:tr>
+      <w:tr>
+        <w:tc>
+          <w:tcPr>
+            <w:tcW w:type="dxa" w:w="3264"/>
+          </w:tcPr>
+          <w:p>
+            <w:r>
+              <w:rPr>
+                <w:rFonts w:ascii="Arial" w:hAnsi="Arial"/>
+                <w:sz w:val="16"/>
+              </w:rPr>
+              <w:t>PWA instalable</w:t>
+            </w:r>
+          </w:p>
+        </w:tc>
+        <w:tc>
+          <w:tcPr>
+            <w:tcW w:type="dxa" w:w="3264"/>
+          </w:tcPr>
+          <w:p>
+            <w:r>
+              <w:rPr>
+                <w:rFonts w:ascii="Arial" w:hAnsi="Arial"/>
+                <w:sz w:val="16"/>
+              </w:rPr>
+              <w:t>Hecho</w:t>
+            </w:r>
+          </w:p>
+        </w:tc>
+        <w:tc>
+          <w:tcPr>
+            <w:tcW w:type="dxa" w:w="3264"/>
+          </w:tcPr>
+          <w:p>
+            <w:r>
+              <w:rPr>
+                <w:rFonts w:ascii="Arial" w:hAnsi="Arial"/>
+                <w:sz w:val="16"/>
+              </w:rPr>
+              <w:t>Gratis, funciona desde Chrome Android, comparte codigo React con web.</w:t>
+            </w:r>
+          </w:p>
+        </w:tc>
+      </w:tr>
+      <w:tr>
+        <w:tc>
+          <w:tcPr>
+            <w:tcW w:type="dxa" w:w="3264"/>
+          </w:tcPr>
+          <w:p>
+            <w:r>
+              <w:rPr>
+                <w:rFonts w:ascii="Arial" w:hAnsi="Arial"/>
+                <w:sz w:val="16"/>
+              </w:rPr>
+              <w:t>Capacitor Android</w:t>
+            </w:r>
+          </w:p>
+        </w:tc>
+        <w:tc>
+          <w:tcPr>
+            <w:tcW w:type="dxa" w:w="3264"/>
+          </w:tcPr>
+          <w:p>
+            <w:r>
+              <w:rPr>
+                <w:rFonts w:ascii="Arial" w:hAnsi="Arial"/>
+                <w:sz w:val="16"/>
+              </w:rPr>
+              <w:t>Hecho demo</w:t>
+            </w:r>
+          </w:p>
+        </w:tc>
+        <w:tc>
+          <w:tcPr>
+            <w:tcW w:type="dxa" w:w="3264"/>
+          </w:tcPr>
+          <w:p>
+            <w:r>
+              <w:rPr>
+                <w:rFonts w:ascii="Arial" w:hAnsi="Arial"/>
+                <w:sz w:val="16"/>
+              </w:rPr>
+              <w:t>Proyecto generado en front/android para empaquetar React como APK.</w:t>
+            </w:r>
+          </w:p>
+        </w:tc>
+      </w:tr>
+      <w:tr>
+        <w:tc>
+          <w:tcPr>
+            <w:tcW w:type="dxa" w:w="3264"/>
+          </w:tcPr>
+          <w:p>
+            <w:r>
+              <w:rPr>
+                <w:rFonts w:ascii="Arial" w:hAnsi="Arial"/>
+                <w:sz w:val="16"/>
+              </w:rPr>
+              <w:t>APK debug</w:t>
+            </w:r>
+          </w:p>
+        </w:tc>
+        <w:tc>
+          <w:tcPr>
+            <w:tcW w:type="dxa" w:w="3264"/>
+          </w:tcPr>
+          <w:p>
+            <w:r>
+              <w:rPr>
+                <w:rFonts w:ascii="Arial" w:hAnsi="Arial"/>
+                <w:sz w:val="16"/>
+              </w:rPr>
+              <w:t>Hecho</w:t>
+            </w:r>
+          </w:p>
+        </w:tc>
+        <w:tc>
+          <w:tcPr>
+            <w:tcW w:type="dxa" w:w="3264"/>
+          </w:tcPr>
+          <w:p>
+            <w:r>
+              <w:rPr>
+                <w:rFonts w:ascii="Arial" w:hAnsi="Arial"/>
+                <w:sz w:val="16"/>
+              </w:rPr>
+              <w:t>front/android/app/build/outputs/apk/debug/app-debug.apk.</w:t>
+            </w:r>
+          </w:p>
+        </w:tc>
+      </w:tr>
+      <w:tr>
+        <w:tc>
+          <w:tcPr>
+            <w:tcW w:type="dxa" w:w="3264"/>
+          </w:tcPr>
+          <w:p>
+            <w:r>
+              <w:rPr>
+                <w:rFonts w:ascii="Arial" w:hAnsi="Arial"/>
+                <w:sz w:val="16"/>
+              </w:rPr>
+              <w:t>API local en emulador</w:t>
+            </w:r>
+          </w:p>
+        </w:tc>
+        <w:tc>
+          <w:tcPr>
+            <w:tcW w:type="dxa" w:w="3264"/>
+          </w:tcPr>
+          <w:p>
+            <w:r>
+              <w:rPr>
+                <w:rFonts w:ascii="Arial" w:hAnsi="Arial"/>
+                <w:sz w:val="16"/>
+              </w:rPr>
+              <w:t>Hecho</w:t>
+            </w:r>
+          </w:p>
+        </w:tc>
+        <w:tc>
+          <w:tcPr>
+            <w:tcW w:type="dxa" w:w="3264"/>
+          </w:tcPr>
+          <w:p>
+            <w:r>
+              <w:rPr>
+                <w:rFonts w:ascii="Arial" w:hAnsi="Arial"/>
+                <w:sz w:val="16"/>
+              </w:rPr>
+              <w:t>Usa VITE_API_URL=http://10.0.2.2:8000/api en modo android.</w:t>
+            </w:r>
+          </w:p>
+        </w:tc>
+      </w:tr>
+      <w:tr>
+        <w:tc>
+          <w:tcPr>
+            <w:tcW w:type="dxa" w:w="3264"/>
+          </w:tcPr>
+          <w:p>
+            <w:r>
+              <w:rPr>
+                <w:rFonts w:ascii="Arial" w:hAnsi="Arial"/>
+                <w:sz w:val="16"/>
+              </w:rPr>
+              <w:t>Menu movil</w:t>
+            </w:r>
+          </w:p>
+        </w:tc>
+        <w:tc>
+          <w:tcPr>
+            <w:tcW w:type="dxa" w:w="3264"/>
+          </w:tcPr>
+          <w:p>
+            <w:r>
+              <w:rPr>
+                <w:rFonts w:ascii="Arial" w:hAnsi="Arial"/>
+                <w:sz w:val="16"/>
+              </w:rPr>
+              <w:t>Hecho</w:t>
+            </w:r>
+          </w:p>
+        </w:tc>
+        <w:tc>
+          <w:tcPr>
+            <w:tcW w:type="dxa" w:w="3264"/>
+          </w:tcPr>
+          <w:p>
+            <w:r>
+              <w:rPr>
+                <w:rFonts w:ascii="Arial" w:hAnsi="Arial"/>
+                <w:sz w:val="16"/>
+              </w:rPr>
+              <w:t>Drawer lateral con cierre de sesion y actualizacion.</w:t>
+            </w:r>
+          </w:p>
+        </w:tc>
+      </w:tr>
+      <w:tr>
+        <w:tc>
+          <w:tcPr>
+            <w:tcW w:type="dxa" w:w="3264"/>
+          </w:tcPr>
+          <w:p>
+            <w:r>
+              <w:rPr>
+                <w:rFonts w:ascii="Arial" w:hAnsi="Arial"/>
+                <w:sz w:val="16"/>
+              </w:rPr>
+              <w:t>Camara</w:t>
+            </w:r>
+          </w:p>
+        </w:tc>
+        <w:tc>
+          <w:tcPr>
+            <w:tcW w:type="dxa" w:w="3264"/>
+          </w:tcPr>
+          <w:p>
+            <w:r>
+              <w:rPr>
+                <w:rFonts w:ascii="Arial" w:hAnsi="Arial"/>
+                <w:sz w:val="16"/>
+              </w:rPr>
+              <w:t>Hecho demo</w:t>
+            </w:r>
+          </w:p>
+        </w:tc>
+        <w:tc>
+          <w:tcPr>
+            <w:tcW w:type="dxa" w:w="3264"/>
+          </w:tcPr>
+          <w:p>
+            <w:r>
+              <w:rPr>
+                <w:rFonts w:ascii="Arial" w:hAnsi="Arial"/>
+                <w:sz w:val="16"/>
+              </w:rPr>
+              <w:t>Captura desde webview; requiere backend local para DeepFace real.</w:t>
+            </w:r>
+          </w:p>
+        </w:tc>
+      </w:tr>
+      <w:tr>
+        <w:tc>
+          <w:tcPr>
+            <w:tcW w:type="dxa" w:w="3264"/>
+          </w:tcPr>
+          <w:p>
+            <w:r>
+              <w:rPr>
+                <w:rFonts w:ascii="Arial" w:hAnsi="Arial"/>
+                <w:sz w:val="16"/>
+              </w:rPr>
+              <w:t>Tema oscuro</w:t>
+            </w:r>
+          </w:p>
+        </w:tc>
+        <w:tc>
+          <w:tcPr>
+            <w:tcW w:type="dxa" w:w="3264"/>
+          </w:tcPr>
+          <w:p>
+            <w:r>
+              <w:rPr>
+                <w:rFonts w:ascii="Arial" w:hAnsi="Arial"/>
+                <w:sz w:val="16"/>
+              </w:rPr>
+              <w:t>Hecho</w:t>
+            </w:r>
+          </w:p>
+        </w:tc>
+        <w:tc>
+          <w:tcPr>
+            <w:tcW w:type="dxa" w:w="3264"/>
+          </w:tcPr>
+          <w:p>
+            <w:r>
+              <w:rPr>
+                <w:rFonts w:ascii="Arial" w:hAnsi="Arial"/>
+                <w:sz w:val="16"/>
+              </w:rPr>
+              <w:t>Toggle global y persistencia local.</w:t>
+            </w:r>
+          </w:p>
+        </w:tc>
+      </w:tr>
+    </w:tbl>
+    <w:p/>
+    <w:p>
+      <w:pPr>
+        <w:pStyle w:val="Heading1"/>
+      </w:pPr>
+      <w:r>
+        <w:t>12. Seguridad y QA como prioridad Sprint 3</w:t>
+      </w:r>
+    </w:p>
+    <w:p>
+      <w:r>
+        <w:t>El siguiente sprint debe tratar seguridad y QA como entregable funcional, no como tarea secundaria. La app ya maneja dinero, datos de menores, fotos, datos medicos, facturas e historico financiero; por eso el piloto necesita controles antes de operar con datos reales.</w:t>
+      </w:r>
+    </w:p>
+    <w:tbl>
+      <w:tblPr>
+        <w:tblStyle w:val="TableGrid"/>
+        <w:tblW w:type="auto" w:w="0"/>
+        <w:tblLook w:firstColumn="1" w:firstRow="1" w:lastColumn="0" w:lastRow="0" w:noHBand="0" w:noVBand="1" w:val="04A0"/>
+      </w:tblPr>
+      <w:tblGrid>
+        <w:gridCol w:w="3264"/>
+        <w:gridCol w:w="3264"/>
+        <w:gridCol w:w="3264"/>
+      </w:tblGrid>
+      <w:tr>
+        <w:tc>
+          <w:tcPr>
+            <w:tcW w:type="dxa" w:w="3264"/>
+          </w:tcPr>
+          <w:p>
+            <w:r>
+              <w:rPr>
+                <w:rFonts w:ascii="Arial" w:hAnsi="Arial"/>
+                <w:sz w:val="16"/>
+              </w:rPr>
+              <w:t>Pendiente Sprint 3</w:t>
+            </w:r>
+          </w:p>
+        </w:tc>
+        <w:tc>
+          <w:tcPr>
+            <w:tcW w:type="dxa" w:w="3264"/>
+          </w:tcPr>
+          <w:p>
+            <w:r>
+              <w:rPr>
+                <w:rFonts w:ascii="Arial" w:hAnsi="Arial"/>
+                <w:sz w:val="16"/>
+              </w:rPr>
+              <w:t>Motivo</w:t>
+            </w:r>
+          </w:p>
+        </w:tc>
+        <w:tc>
+          <w:tcPr>
+            <w:tcW w:type="dxa" w:w="3264"/>
+          </w:tcPr>
+          <w:p>
+            <w:r>
+              <w:rPr>
+                <w:rFonts w:ascii="Arial" w:hAnsi="Arial"/>
+                <w:sz w:val="16"/>
+              </w:rPr>
+              <w:t>Evidencia esperada</w:t>
+            </w:r>
+          </w:p>
+        </w:tc>
+      </w:tr>
+      <w:tr>
+        <w:tc>
+          <w:tcPr>
+            <w:tcW w:type="dxa" w:w="3264"/>
+          </w:tcPr>
+          <w:p>
+            <w:r>
+              <w:rPr>
+                <w:rFonts w:ascii="Arial" w:hAnsi="Arial"/>
+                <w:sz w:val="16"/>
+              </w:rPr>
+              <w:t>Hardening de seguridad</w:t>
+            </w:r>
+          </w:p>
+        </w:tc>
+        <w:tc>
+          <w:tcPr>
+            <w:tcW w:type="dxa" w:w="3264"/>
+          </w:tcPr>
+          <w:p>
+            <w:r>
+              <w:rPr>
+                <w:rFonts w:ascii="Arial" w:hAnsi="Arial"/>
+                <w:sz w:val="16"/>
+              </w:rPr>
+              <w:t>La demo ya toca pagos, menores, fotos, datos medicos y facturas.</w:t>
+            </w:r>
+          </w:p>
+        </w:tc>
+        <w:tc>
+          <w:tcPr>
+            <w:tcW w:type="dxa" w:w="3264"/>
+          </w:tcPr>
+          <w:p>
+            <w:r>
+              <w:rPr>
+                <w:rFonts w:ascii="Arial" w:hAnsi="Arial"/>
+                <w:sz w:val="16"/>
+              </w:rPr>
+              <w:t>Matriz de amenazas, pruebas de permisos y reporte OWASP/Sonar.</w:t>
+            </w:r>
+          </w:p>
+        </w:tc>
+      </w:tr>
+      <w:tr>
+        <w:tc>
+          <w:tcPr>
+            <w:tcW w:type="dxa" w:w="3264"/>
+          </w:tcPr>
+          <w:p>
+            <w:r>
+              <w:rPr>
+                <w:rFonts w:ascii="Arial" w:hAnsi="Arial"/>
+                <w:sz w:val="16"/>
+              </w:rPr>
+              <w:t>QA automatizado</w:t>
+            </w:r>
+          </w:p>
+        </w:tc>
+        <w:tc>
+          <w:tcPr>
+            <w:tcW w:type="dxa" w:w="3264"/>
+          </w:tcPr>
+          <w:p>
+            <w:r>
+              <w:rPr>
+                <w:rFonts w:ascii="Arial" w:hAnsi="Arial"/>
+                <w:sz w:val="16"/>
+              </w:rPr>
+              <w:t>El proyecto ya tiene muchos roles y flujos; probar manualmente no escala.</w:t>
+            </w:r>
+          </w:p>
+        </w:tc>
+        <w:tc>
+          <w:tcPr>
+            <w:tcW w:type="dxa" w:w="3264"/>
+          </w:tcPr>
+          <w:p>
+            <w:r>
+              <w:rPr>
+                <w:rFonts w:ascii="Arial" w:hAnsi="Arial"/>
+                <w:sz w:val="16"/>
+              </w:rPr>
+              <w:t>CI ejecuta Django tests, Playwright y build web/APK.</w:t>
+            </w:r>
+          </w:p>
+        </w:tc>
+      </w:tr>
+      <w:tr>
+        <w:tc>
+          <w:tcPr>
+            <w:tcW w:type="dxa" w:w="3264"/>
+          </w:tcPr>
+          <w:p>
+            <w:r>
+              <w:rPr>
+                <w:rFonts w:ascii="Arial" w:hAnsi="Arial"/>
+                <w:sz w:val="16"/>
+              </w:rPr>
+              <w:t>Sonar</w:t>
+            </w:r>
+          </w:p>
+        </w:tc>
+        <w:tc>
+          <w:tcPr>
+            <w:tcW w:type="dxa" w:w="3264"/>
+          </w:tcPr>
+          <w:p>
+            <w:r>
+              <w:rPr>
+                <w:rFonts w:ascii="Arial" w:hAnsi="Arial"/>
+                <w:sz w:val="16"/>
+              </w:rPr>
+              <w:t>Controlar calidad, duplicacion, bugs y deuda tecnica.</w:t>
+            </w:r>
+          </w:p>
+        </w:tc>
+        <w:tc>
+          <w:tcPr>
+            <w:tcW w:type="dxa" w:w="3264"/>
+          </w:tcPr>
+          <w:p>
+            <w:r>
+              <w:rPr>
+                <w:rFonts w:ascii="Arial" w:hAnsi="Arial"/>
+                <w:sz w:val="16"/>
+              </w:rPr>
+              <w:t>Quality Gate aprobado en GitHub Actions.</w:t>
+            </w:r>
+          </w:p>
+        </w:tc>
+      </w:tr>
+      <w:tr>
+        <w:tc>
+          <w:tcPr>
+            <w:tcW w:type="dxa" w:w="3264"/>
+          </w:tcPr>
+          <w:p>
+            <w:r>
+              <w:rPr>
+                <w:rFonts w:ascii="Arial" w:hAnsi="Arial"/>
+                <w:sz w:val="16"/>
+              </w:rPr>
+              <w:t>Importacion historica ampliada</w:t>
+            </w:r>
+          </w:p>
+        </w:tc>
+        <w:tc>
+          <w:tcPr>
+            <w:tcW w:type="dxa" w:w="3264"/>
+          </w:tcPr>
+          <w:p>
+            <w:r>
+              <w:rPr>
+                <w:rFonts w:ascii="Arial" w:hAnsi="Arial"/>
+                <w:sz w:val="16"/>
+              </w:rPr>
+              <w:t>El primer parser cubre hojas de ingresos/gastos; falta historico completo y staging.</w:t>
+            </w:r>
+          </w:p>
+        </w:tc>
+        <w:tc>
+          <w:tcPr>
+            <w:tcW w:type="dxa" w:w="3264"/>
+          </w:tcPr>
+          <w:p>
+            <w:r>
+              <w:rPr>
+                <w:rFonts w:ascii="Arial" w:hAnsi="Arial"/>
+                <w:sz w:val="16"/>
+              </w:rPr>
+              <w:t>Excel antiguo cargado en staging, conciliado y firmado.</w:t>
+            </w:r>
+          </w:p>
+        </w:tc>
+      </w:tr>
+      <w:tr>
+        <w:tc>
+          <w:tcPr>
+            <w:tcW w:type="dxa" w:w="3264"/>
+          </w:tcPr>
+          <w:p>
+            <w:r>
+              <w:rPr>
+                <w:rFonts w:ascii="Arial" w:hAnsi="Arial"/>
+                <w:sz w:val="16"/>
+              </w:rPr>
+              <w:t>Despliegue productivo final</w:t>
+            </w:r>
+          </w:p>
+        </w:tc>
+        <w:tc>
+          <w:tcPr>
+            <w:tcW w:type="dxa" w:w="3264"/>
+          </w:tcPr>
+          <w:p>
+            <w:r>
+              <w:rPr>
+                <w:rFonts w:ascii="Arial" w:hAnsi="Arial"/>
+                <w:sz w:val="16"/>
+              </w:rPr>
+              <w:t>Sprint 2 quedo local por cambios fuertes.</w:t>
+            </w:r>
+          </w:p>
+        </w:tc>
+        <w:tc>
+          <w:tcPr>
+            <w:tcW w:type="dxa" w:w="3264"/>
+          </w:tcPr>
+          <w:p>
+            <w:r>
+              <w:rPr>
+                <w:rFonts w:ascii="Arial" w:hAnsi="Arial"/>
+                <w:sz w:val="16"/>
+              </w:rPr>
+              <w:t>Render + Supabase + Pages con smoke test y backup.</w:t>
+            </w:r>
+          </w:p>
+        </w:tc>
+      </w:tr>
+      <w:tr>
+        <w:tc>
+          <w:tcPr>
+            <w:tcW w:type="dxa" w:w="3264"/>
+          </w:tcPr>
+          <w:p>
+            <w:r>
+              <w:rPr>
+                <w:rFonts w:ascii="Arial" w:hAnsi="Arial"/>
+                <w:sz w:val="16"/>
+              </w:rPr>
+              <w:t>Android estabilizado</w:t>
+            </w:r>
+          </w:p>
+        </w:tc>
+        <w:tc>
+          <w:tcPr>
+            <w:tcW w:type="dxa" w:w="3264"/>
+          </w:tcPr>
+          <w:p>
+            <w:r>
+              <w:rPr>
+                <w:rFonts w:ascii="Arial" w:hAnsi="Arial"/>
+                <w:sz w:val="16"/>
+              </w:rPr>
+              <w:t>APK debug existe; falta ciclo formal de QA movil.</w:t>
+            </w:r>
+          </w:p>
+        </w:tc>
+        <w:tc>
+          <w:tcPr>
+            <w:tcW w:type="dxa" w:w="3264"/>
+          </w:tcPr>
+          <w:p>
+            <w:r>
+              <w:rPr>
+                <w:rFonts w:ascii="Arial" w:hAnsi="Arial"/>
+                <w:sz w:val="16"/>
+              </w:rPr>
+              <w:t>APK probado en emulador y celular fisico.</w:t>
+            </w:r>
+          </w:p>
+        </w:tc>
+      </w:tr>
+    </w:tbl>
+    <w:p/>
+    <w:p>
+      <w:pPr>
+        <w:pStyle w:val="Heading1"/>
+      </w:pPr>
+      <w:r>
+        <w:t>13. Flujo de importacion historica Sprint 2/Sprint 3</w:t>
       </w:r>
     </w:p>
     <w:p>
       <w:pPr>
-        <w:pStyle w:val="ListBullet"/>
+        <w:pStyle w:val="ListNumber"/>
       </w:pPr>
       <w:r>
-        <w:t>Reportes deportivos.</w:t>
+        <w:t>Admin o contador selecciona Excel historico cerrado.</w:t>
+      </w:r>
+    </w:p>
+    <w:p>
+      <w:pPr>
+        <w:pStyle w:val="ListNumber"/>
+      </w:pPr>
+      <w:r>
+        <w:t>Si el archivo tiene password o cifrado, captura la password en la app.</w:t>
+      </w:r>
+    </w:p>
+    <w:p>
+      <w:pPr>
+        <w:pStyle w:val="ListNumber"/>
+      </w:pPr>
+      <w:r>
+        <w:t>El sistema analiza hojas soportadas y genera preview editable sin afectar datos finales.</w:t>
+      </w:r>
+    </w:p>
+    <w:p>
+      <w:pPr>
+        <w:pStyle w:val="ListNumber"/>
+      </w:pPr>
+      <w:r>
+        <w:t>El usuario corrige sede, tipo, fecha, concepto, monto u omite filas incorrectas.</w:t>
+      </w:r>
+    </w:p>
+    <w:p>
+      <w:pPr>
+        <w:pStyle w:val="ListNumber"/>
+      </w:pPr>
+      <w:r>
+        <w:t>El responsable firma la carga.</w:t>
+      </w:r>
+    </w:p>
+    <w:p>
+      <w:pPr>
+        <w:pStyle w:val="ListNumber"/>
+      </w:pPr>
+      <w:r>
+        <w:t>El sistema guarda archivo original, quien subio, quien firmo, resumen y filas.</w:t>
+      </w:r>
+    </w:p>
+    <w:p>
+      <w:pPr>
+        <w:pStyle w:val="ListNumber"/>
+      </w:pPr>
+      <w:r>
+        <w:t>Sprint 2 crea pagos/gastos desde hojas estructuradas; Sprint 3 debe ampliar a staging de todo el historico y conciliacion completa.</w:t>
+      </w:r>
+    </w:p>
+    <w:p>
+      <w:pPr>
+        <w:pStyle w:val="Heading1"/>
+      </w:pPr>
+      <w:r>
+        <w:t>14. Flujo de QA y seguridad Sprint 3</w:t>
+      </w:r>
+    </w:p>
+    <w:p>
+      <w:pPr>
+        <w:pStyle w:val="ListNumber"/>
+      </w:pPr>
+      <w:r>
+        <w:t>Ejecutar Sonar en cada push a main y PR.</w:t>
+      </w:r>
+    </w:p>
+    <w:p>
+      <w:pPr>
+        <w:pStyle w:val="ListNumber"/>
+      </w:pPr>
+      <w:r>
+        <w:t>Correr pruebas backend Django/pytest contra modelos, permisos, reportes, Excel y facturas.</w:t>
+      </w:r>
+    </w:p>
+    <w:p>
+      <w:pPr>
+        <w:pStyle w:val="ListNumber"/>
+      </w:pPr>
+      <w:r>
+        <w:t>Correr Playwright Python contra la web con usuarios por rol.</w:t>
+      </w:r>
+    </w:p>
+    <w:p>
+      <w:pPr>
+        <w:pStyle w:val="ListNumber"/>
+      </w:pPr>
+      <w:r>
+        <w:t>Ejecutar casos agresivos: inputs largos, caracteres especiales, SQL-like payloads, montos negativos, fechas invalidas, doble click y recarga.</w:t>
+      </w:r>
+    </w:p>
+    <w:p>
+      <w:pPr>
+        <w:pStyle w:val="ListNumber"/>
+      </w:pPr>
+      <w:r>
+        <w:t>Ejecutar OWASP ZAP baseline contra staging.</w:t>
+      </w:r>
+    </w:p>
+    <w:p>
+      <w:pPr>
+        <w:pStyle w:val="ListNumber"/>
+      </w:pPr>
+      <w:r>
+        <w:t>Documentar hallazgos, prioridad, responsable y evidencia de correccion antes de piloto.</w:t>
       </w:r>
     </w:p>
     <w:sectPr>
       <w:pgSz w:w="12240" w:h="15840"/>
-      <w:pgMar w:top="1440" w:right="1440" w:bottom="1440" w:left="1440" w:header="720" w:footer="720" w:gutter="0"/>
+      <w:pgMar w:top="1224" w:right="1224" w:bottom="1224" w:left="1224" w:header="720" w:footer="720" w:gutter="0"/>
       <w:cols w:space="720"/>
       <w:docGrid w:linePitch="360"/>
     </w:sectPr>
@@ -631,11 +2740,11 @@
       <w:outlineLvl w:val="0"/>
     </w:pPr>
     <w:rPr>
-      <w:rFonts w:asciiTheme="majorHAnsi" w:eastAsiaTheme="majorEastAsia" w:hAnsiTheme="majorHAnsi" w:cstheme="majorBidi"/>
+      <w:rFonts w:asciiTheme="majorHAnsi" w:eastAsiaTheme="majorEastAsia" w:hAnsiTheme="majorHAnsi" w:cstheme="majorBidi" w:ascii="Arial" w:hAnsi="Arial"/>
       <w:b/>
       <w:bCs/>
-      <w:color w:val="365F91" w:themeColor="accent1" w:themeShade="BF"/>
-      <w:sz w:val="28"/>
+      <w:color w:val="14532D"/>
+      <w:sz w:val="30"/>
       <w:szCs w:val="28"/>
     </w:rPr>
   </w:style>
@@ -655,11 +2764,11 @@
       <w:outlineLvl w:val="1"/>
     </w:pPr>
     <w:rPr>
-      <w:rFonts w:asciiTheme="majorHAnsi" w:eastAsiaTheme="majorEastAsia" w:hAnsiTheme="majorHAnsi" w:cstheme="majorBidi"/>
+      <w:rFonts w:asciiTheme="majorHAnsi" w:eastAsiaTheme="majorEastAsia" w:hAnsiTheme="majorHAnsi" w:cstheme="majorBidi" w:ascii="Arial" w:hAnsi="Arial"/>
       <w:b/>
       <w:bCs/>
       <w:color w:val="4F81BD" w:themeColor="accent1"/>
-      <w:sz w:val="26"/>
+      <w:sz w:val="24"/>
       <w:szCs w:val="26"/>
     </w:rPr>
   </w:style>
